--- a/HANDOFF.md.docx
+++ b/HANDOFF.md.docx
@@ -102,7 +102,7 @@
         <w:rPr>
           <w:rtl w:val="0"/>
         </w:rPr>
-        <w:t xml:space="preserve"> 2026-06-22.</w:t>
+        <w:t xml:space="preserve"> 2026-06-23.</w:t>
       </w:r>
     </w:p>
     <w:p>
@@ -143,6 +143,38 @@
         <w:rPr>
           <w:rtl w:val="0"/>
         </w:rPr>
+      </w:r>
+    </w:p>
+    <w:p>
+      <w:pPr>
+        <w:pStyle w:val="Heading2"/>
+      </w:pPr>
+      <w:r>
+        <w:t xml:space="preserve">0. CURRENT STATE (June 23, 2026) — read STATUS.md first</w:t>
+      </w:r>
+    </w:p>
+    <w:p>
+      <w:pPr>
+        <w:spacing w:after="140"/>
+      </w:pPr>
+      <w:r>
+        <w:t xml:space="preserve">This HANDOFF gives the project’s framing and fixed decisions. For the live, authoritative record of everything done, decided, built, and planned, read STATUS.md FIRST — especially Section 1 (milestone tracker M0..M12), Section 4 (ordered plan to paper), and Section 13 (handoff inventory: every script and patch, all data/scene/anchor locations, both conda environments, and the exact resume point). STATUS.md is updated continuously; this box is only a pointer.</w:t>
+      </w:r>
+    </w:p>
+    <w:p>
+      <w:pPr>
+        <w:spacing w:after="140"/>
+      </w:pPr>
+      <w:r>
+        <w:t xml:space="preserve">Where we are: Phase 1 (reproduce EOGS) is DONE (JAX DSM 1.44 m, matches the paper). Phase 2 (the canopy-aware method) is in progress. Built and tested on real, datum-validated data: (1) a canopy-top lidar loss that we proved MONOTONICALLY HURTS accuracy — a clean negative control showing the canopy top is where cameras already win; (2) a measurement of the real problem — the camera surface sits about 15 m above the true bare ground under tall canopy (vs USGS 3DEP airborne lidar); (3) a denser practice scene built from the open DFC2019 Jacksonville imagery (site JAX_113: 21 views, 1.34 m, about 46 GEDI ground anchors per view); (4) the GS-NATIVE TWO-SURFACE method — every Gaussian carries a canopy top and a hidden ground (a_ground = a_top.detach() - softplus(g)), with a second render pass and a GEDI ground loss — now training, with the ground fitting the laser to centimeters while the canopy top stays accurate.</w:t>
+      </w:r>
+    </w:p>
+    <w:p>
+      <w:pPr>
+        <w:spacing w:after="140"/>
+      </w:pPr>
+      <w:r>
+        <w:t xml:space="preserve">Resume point: the JAX_113 two-surface run is finishing. Next is M9 — render the learned ground top-down, convert to the NAVD88 height reference, and score its accuracy against 3DEP bare-earth on tall-canopy pixels using a HELD-OUT anchor split (so the number reflects genuine prediction, not memorization); then pool across the 14 anchor-bearing JAX tiles, add a calibrated uncertainty head, run ablations, and write the paper (arXiv preprint then a remote-sensing/CV venue). Code lives in the repo (scripts/ and eogs_mods/ patches); data and trained scenes live on the 4090 under ~/eogs-src. Science-integrity rules are unchanged: validate every step against independent ground truth, use held-out splits for accuracy claims, keep synthetic prototypes separate from real-data results, report negatives honestly, and fold every fix back into the scripts.</w:t>
       </w:r>
     </w:p>
     <w:p>
